--- a/Collatio/18/1. Textos/1. Marcados/18-G.docx
+++ b/Collatio/18/1. Textos/1. Marcados/18-G.docx
@@ -1,23 +1,23 @@
 
 <file path=word/document.xml><?xml version="1.0" encoding="utf-8"?>
-<w:document xmlns:wpc="http://schemas.microsoft.com/office/word/2010/wordprocessingCanvas" xmlns:cx="http://schemas.microsoft.com/office/drawing/2014/chartex" xmlns:cx1="http://schemas.microsoft.com/office/drawing/2015/9/8/chartex" xmlns:cx2="http://schemas.microsoft.com/office/drawing/2015/10/21/chartex" xmlns:cx3="http://schemas.microsoft.com/office/drawing/2016/5/9/chartex" xmlns:cx4="http://schemas.microsoft.com/office/drawing/2016/5/10/chartex" xmlns:cx5="http://schemas.microsoft.com/office/drawing/2016/5/11/chartex" xmlns:cx6="http://schemas.microsoft.com/office/drawing/2016/5/12/chartex" xmlns:cx7="http://schemas.microsoft.com/office/drawing/2016/5/13/chartex" xmlns:cx8="http://schemas.microsoft.com/office/drawing/2016/5/14/chartex" xmlns:mc="http://schemas.openxmlformats.org/markup-compatibility/2006" xmlns:aink="http://schemas.microsoft.com/office/drawing/2016/ink" xmlns:am3d="http://schemas.microsoft.com/office/drawing/2017/model3d" xmlns:o="urn:schemas-microsoft-com:office:office" xmlns:oel="http://schemas.microsoft.com/office/2019/extlst" xmlns:r="http://schemas.openxmlformats.org/officeDocument/2006/relationships" xmlns:m="http://schemas.openxmlformats.org/officeDocument/2006/math" xmlns:v="urn:schemas-microsoft-com:vml" xmlns:wp14="http://schemas.microsoft.com/office/word/2010/wordprocessingDrawing" xmlns:wp="http://schemas.openxmlformats.org/drawingml/2006/wordprocessingDrawing" xmlns:w10="urn:schemas-microsoft-com:office:word" xmlns:w="http://schemas.openxmlformats.org/wordprocessingml/2006/main" xmlns:w14="http://schemas.microsoft.com/office/word/2010/wordml" xmlns:w15="http://schemas.microsoft.com/office/word/2012/wordml" xmlns:w16cex="http://schemas.microsoft.com/office/word/2018/wordml/cex" xmlns:w16cid="http://schemas.microsoft.com/office/word/2016/wordml/cid" xmlns:w16="http://schemas.microsoft.com/office/word/2018/wordml" xmlns:w16sdtdh="http://schemas.microsoft.com/office/word/2020/wordml/sdtdatahash" xmlns:w16se="http://schemas.microsoft.com/office/word/2015/wordml/symex" xmlns:wpg="http://schemas.microsoft.com/office/word/2010/wordprocessingGroup" xmlns:wpi="http://schemas.microsoft.com/office/word/2010/wordprocessingInk" xmlns:wne="http://schemas.microsoft.com/office/word/2006/wordml" xmlns:wps="http://schemas.microsoft.com/office/word/2010/wordprocessingShape" mc:Ignorable="w14 w15 w16se w16cid w16 w16cex w16sdtdh wp14">
+<w:document xmlns:wpc="http://schemas.microsoft.com/office/word/2010/wordprocessingCanvas" xmlns:cx="http://schemas.microsoft.com/office/drawing/2014/chartex" xmlns:cx1="http://schemas.microsoft.com/office/drawing/2015/9/8/chartex" xmlns:cx2="http://schemas.microsoft.com/office/drawing/2015/10/21/chartex" xmlns:cx3="http://schemas.microsoft.com/office/drawing/2016/5/9/chartex" xmlns:cx4="http://schemas.microsoft.com/office/drawing/2016/5/10/chartex" xmlns:cx5="http://schemas.microsoft.com/office/drawing/2016/5/11/chartex" xmlns:cx6="http://schemas.microsoft.com/office/drawing/2016/5/12/chartex" xmlns:cx7="http://schemas.microsoft.com/office/drawing/2016/5/13/chartex" xmlns:cx8="http://schemas.microsoft.com/office/drawing/2016/5/14/chartex" xmlns:mc="http://schemas.openxmlformats.org/markup-compatibility/2006" xmlns:aink="http://schemas.microsoft.com/office/drawing/2016/ink" xmlns:am3d="http://schemas.microsoft.com/office/drawing/2017/model3d" xmlns:o="urn:schemas-microsoft-com:office:office" xmlns:oel="http://schemas.microsoft.com/office/2019/extlst" xmlns:r="http://schemas.openxmlformats.org/officeDocument/2006/relationships" xmlns:m="http://schemas.openxmlformats.org/officeDocument/2006/math" xmlns:v="urn:schemas-microsoft-com:vml" xmlns:wp14="http://schemas.microsoft.com/office/word/2010/wordprocessingDrawing" xmlns:wp="http://schemas.openxmlformats.org/drawingml/2006/wordprocessingDrawing" xmlns:w10="urn:schemas-microsoft-com:office:word" xmlns:w="http://schemas.openxmlformats.org/wordprocessingml/2006/main" xmlns:w14="http://schemas.microsoft.com/office/word/2010/wordml" xmlns:w15="http://schemas.microsoft.com/office/word/2012/wordml" xmlns:w16cex="http://schemas.microsoft.com/office/word/2018/wordml/cex" xmlns:w16cid="http://schemas.microsoft.com/office/word/2016/wordml/cid" xmlns:w16="http://schemas.microsoft.com/office/word/2018/wordml" xmlns:w16du="http://schemas.microsoft.com/office/word/2023/wordml/word16du" xmlns:w16sdtdh="http://schemas.microsoft.com/office/word/2020/wordml/sdtdatahash" xmlns:w16sdtfl="http://schemas.microsoft.com/office/word/2024/wordml/sdtformatlock" xmlns:w16se="http://schemas.microsoft.com/office/word/2015/wordml/symex" xmlns:wpg="http://schemas.microsoft.com/office/word/2010/wordprocessingGroup" xmlns:wpi="http://schemas.microsoft.com/office/word/2010/wordprocessingInk" xmlns:wne="http://schemas.microsoft.com/office/word/2006/wordml" xmlns:wps="http://schemas.microsoft.com/office/word/2010/wordprocessingShape" mc:Ignorable="w14 w15 w16se w16cid w16 w16cex w16sdtdh w16sdtfl w16du wp14">
   <w:body>
     <w:p>
       <w:pPr>
         <w:rPr>
-          <w:rFonts w:ascii="Garamond" w:hAnsi="Garamond"/>
+          <w:rFonts w:ascii="Brill" w:hAnsi="Brill"/>
         </w:rPr>
       </w:pPr>
       <w:r>
         <w:rPr>
-          <w:rFonts w:ascii="Garamond" w:hAnsi="Garamond"/>
+          <w:rFonts w:ascii="Brill" w:hAnsi="Brill"/>
           <w:color w:val="FF0000"/>
         </w:rPr>
         <w:t>75r</w:t>
       </w:r>
       <w:r>
         <w:rPr>
-          <w:rFonts w:ascii="Garamond" w:hAnsi="Garamond"/>
+          <w:rFonts w:ascii="Brill" w:hAnsi="Brill"/>
           <w:color w:val="FF0000"/>
           <w:lang w:val="es-ES"/>
         </w:rPr>
@@ -25,27 +25,27 @@
       </w:r>
       <w:r>
         <w:rPr>
-          <w:rFonts w:ascii="Garamond" w:hAnsi="Garamond"/>
+          <w:rFonts w:ascii="Brill" w:hAnsi="Brill"/>
         </w:rPr>
         <w:t>Dixo el diciplo maestro en este logar te quiero demandar una cosa</w:t>
       </w:r>
       <w:r>
         <w:rPr>
-          <w:rFonts w:ascii="Garamond" w:hAnsi="Garamond"/>
-          <w:lang w:val="es-ES"/>
-        </w:rPr>
-        <w:t xml:space="preserve"> </w:t>
-      </w:r>
-      <w:r>
-        <w:rPr>
-          <w:rFonts w:ascii="Garamond" w:hAnsi="Garamond"/>
+          <w:rFonts w:ascii="Brill" w:hAnsi="Brill"/>
+          <w:lang w:val="es-ES"/>
+        </w:rPr>
+        <w:t xml:space="preserve"> </w:t>
+      </w:r>
+      <w:r>
+        <w:rPr>
+          <w:rFonts w:ascii="Brill" w:hAnsi="Brill"/>
           <w:color w:val="FF0000"/>
         </w:rPr>
         <w:t>75v</w:t>
       </w:r>
       <w:r>
         <w:rPr>
-          <w:rFonts w:ascii="Garamond" w:hAnsi="Garamond"/>
+          <w:rFonts w:ascii="Brill" w:hAnsi="Brill"/>
           <w:color w:val="FF0000"/>
           <w:lang w:val="es-ES"/>
         </w:rPr>
@@ -53,14 +53,14 @@
       </w:r>
       <w:r>
         <w:rPr>
-          <w:rFonts w:ascii="Garamond" w:hAnsi="Garamond"/>
+          <w:rFonts w:ascii="Brill" w:hAnsi="Brill"/>
         </w:rPr>
         <w:t>que me digas por que razon quiso el nuestro señor sobir al cielo el cuerpo carnal que tomo en este mundo Respondio el maestro dos razones son por que lo el fizo que te yo agora mostare. La primera non tovo el por bien nin por derecho que tan santa carne e tan linpia como la suya fincase en poder de om</w:t>
       </w:r>
       <w:proofErr w:type="spellStart"/>
       <w:r>
         <w:rPr>
-          <w:rFonts w:ascii="Garamond" w:hAnsi="Garamond"/>
+          <w:rFonts w:ascii="Brill" w:hAnsi="Brill"/>
           <w:lang w:val="es-ES"/>
         </w:rPr>
         <w:t>br</w:t>
@@ -68,14 +68,14 @@
       <w:proofErr w:type="spellEnd"/>
       <w:r>
         <w:rPr>
-          <w:rFonts w:ascii="Garamond" w:hAnsi="Garamond"/>
+          <w:rFonts w:ascii="Brill" w:hAnsi="Brill"/>
         </w:rPr>
         <w:t xml:space="preserve">es terrenales mas de quanto y avie fincado en aquel tienpo que el vido que era bien e querie conplir e ser Ca sabida cosa es e cierta segun la nuestra fe de los </w:t>
       </w:r>
       <w:proofErr w:type="spellStart"/>
       <w:r>
         <w:rPr>
-          <w:rFonts w:ascii="Garamond" w:hAnsi="Garamond"/>
+          <w:rFonts w:ascii="Brill" w:hAnsi="Brill"/>
           <w:lang w:val="es-ES"/>
         </w:rPr>
         <w:t>cr</w:t>
@@ -83,53 +83,53 @@
       <w:proofErr w:type="spellEnd"/>
       <w:r>
         <w:rPr>
-          <w:rFonts w:ascii="Garamond" w:hAnsi="Garamond"/>
+          <w:rFonts w:ascii="Brill" w:hAnsi="Brill"/>
         </w:rPr>
         <w:t xml:space="preserve">istianos que el dia que murio santa </w:t>
       </w:r>
       <w:r>
         <w:rPr>
-          <w:rFonts w:ascii="Garamond" w:hAnsi="Garamond"/>
+          <w:rFonts w:ascii="Brill" w:hAnsi="Brill"/>
           <w:lang w:val="es-ES"/>
         </w:rPr>
         <w:t>M</w:t>
       </w:r>
       <w:r>
         <w:rPr>
-          <w:rFonts w:ascii="Garamond" w:hAnsi="Garamond"/>
+          <w:rFonts w:ascii="Brill" w:hAnsi="Brill"/>
         </w:rPr>
         <w:t xml:space="preserve">aria su madre Como quier que una vegada el anima salio del cuerpo por aquello non quiso el nuestro señor que ninguno fuese escusado nin el mesmo nin su madre que </w:t>
       </w:r>
       <w:r>
         <w:rPr>
-          <w:rFonts w:ascii="Garamond" w:hAnsi="Garamond"/>
+          <w:rFonts w:ascii="Brill" w:hAnsi="Brill"/>
           <w:lang w:val="es-ES"/>
         </w:rPr>
         <w:t>u</w:t>
       </w:r>
       <w:r>
         <w:rPr>
-          <w:rFonts w:ascii="Garamond" w:hAnsi="Garamond"/>
+          <w:rFonts w:ascii="Brill" w:hAnsi="Brill"/>
         </w:rPr>
         <w:t>na vegada conviene que oviese a morir e desque el anima fuese fuera del cuerpo e le soterraron los apostoles fasta que tornase el anima al cuerpo e fuese en cuerpo e en anima para paraiso e para el reino de su fijo e le puso la corona por reina del cielo e de la tierra Pues quando el nuestro señor quiso fazer</w:t>
       </w:r>
       <w:r>
         <w:rPr>
-          <w:rFonts w:ascii="Garamond" w:hAnsi="Garamond"/>
-          <w:lang w:val="es-ES"/>
-        </w:rPr>
-        <w:t xml:space="preserve"> </w:t>
-      </w:r>
-      <w:r>
-        <w:rPr>
-          <w:rFonts w:ascii="Garamond" w:hAnsi="Garamond"/>
+          <w:rFonts w:ascii="Brill" w:hAnsi="Brill"/>
+          <w:lang w:val="es-ES"/>
+        </w:rPr>
+        <w:t xml:space="preserve"> </w:t>
+      </w:r>
+      <w:r>
+        <w:rPr>
+          <w:rFonts w:ascii="Brill" w:hAnsi="Brill"/>
           <w:color w:val="FF0000"/>
         </w:rPr>
         <w:t>76r</w:t>
       </w:r>
       <w:r>
         <w:rPr>
-          <w:rFonts w:ascii="Garamond" w:hAnsi="Garamond"/>
+          <w:rFonts w:ascii="Brill" w:hAnsi="Brill"/>
           <w:color w:val="FF0000"/>
           <w:lang w:val="es-ES"/>
         </w:rPr>
@@ -137,79 +137,79 @@
       </w:r>
       <w:r>
         <w:rPr>
-          <w:rFonts w:ascii="Garamond" w:hAnsi="Garamond"/>
+          <w:rFonts w:ascii="Brill" w:hAnsi="Brill"/>
         </w:rPr>
         <w:t xml:space="preserve">esto a santa </w:t>
       </w:r>
       <w:r>
         <w:rPr>
-          <w:rFonts w:ascii="Garamond" w:hAnsi="Garamond"/>
+          <w:rFonts w:ascii="Brill" w:hAnsi="Brill"/>
           <w:lang w:val="es-ES"/>
         </w:rPr>
         <w:t>M</w:t>
       </w:r>
       <w:r>
         <w:rPr>
-          <w:rFonts w:ascii="Garamond" w:hAnsi="Garamond"/>
+          <w:rFonts w:ascii="Brill" w:hAnsi="Brill"/>
         </w:rPr>
         <w:t>aria su madre en querer guardar e dar tamaña onra al su cuerpo que era carnal mortal e querer que sobiese sobre las ordenes de los coros de los angeles Esta onra e este bien que el fizo fue por tres cosas La primera por onrar e guardar aquel cuerpo en que el andudo encerrado nueve meses. La segunda por que non viniese a seer desfecho e metido en poder de los pecadores. La tercera por dar galardon a la bondat del su merescimiento d</w:t>
       </w:r>
       <w:r>
         <w:rPr>
-          <w:rFonts w:ascii="Garamond" w:hAnsi="Garamond"/>
-          <w:lang w:val="es-ES"/>
-        </w:rPr>
-        <w:t xml:space="preserve"> </w:t>
-      </w:r>
-      <w:r>
-        <w:rPr>
-          <w:rFonts w:ascii="Garamond" w:hAnsi="Garamond"/>
+          <w:rFonts w:ascii="Brill" w:hAnsi="Brill"/>
+          <w:lang w:val="es-ES"/>
+        </w:rPr>
+        <w:t xml:space="preserve"> </w:t>
+      </w:r>
+      <w:r>
+        <w:rPr>
+          <w:rFonts w:ascii="Brill" w:hAnsi="Brill"/>
         </w:rPr>
         <w:t xml:space="preserve">ella Pues el nuestro señor todo esto quiso guardar e fazer en el cuerpo de su madre Para mientes quanto devia guardar el suyo E por esta razon le quiso sobir aquel lugar donde descendiera por tomar este cuerpo e esta forma Ca bien puedes tu veer que si el cuerpo de nuestro señor fuese baldonado entre nuestras manos asi como otro </w:t>
       </w:r>
       <w:r>
         <w:rPr>
-          <w:rFonts w:ascii="Garamond" w:hAnsi="Garamond"/>
+          <w:rFonts w:ascii="Brill" w:hAnsi="Brill"/>
           <w:color w:val="FF0000"/>
         </w:rPr>
         <w:t>tienpo</w:t>
       </w:r>
       <w:r>
         <w:rPr>
-          <w:rFonts w:ascii="Garamond" w:hAnsi="Garamond"/>
+          <w:rFonts w:ascii="Brill" w:hAnsi="Brill"/>
         </w:rPr>
         <w:t xml:space="preserve"> cuerpo de algun santo Menos preciado seria de nos mas de quanto es que tal fue la su merced d</w:t>
       </w:r>
       <w:r>
         <w:rPr>
-          <w:rFonts w:ascii="Garamond" w:hAnsi="Garamond"/>
-          <w:lang w:val="es-ES"/>
-        </w:rPr>
-        <w:t xml:space="preserve"> </w:t>
-      </w:r>
-      <w:r>
-        <w:rPr>
-          <w:rFonts w:ascii="Garamond" w:hAnsi="Garamond"/>
+          <w:rFonts w:ascii="Brill" w:hAnsi="Brill"/>
+          <w:lang w:val="es-ES"/>
+        </w:rPr>
+        <w:t xml:space="preserve"> </w:t>
+      </w:r>
+      <w:r>
+        <w:rPr>
+          <w:rFonts w:ascii="Brill" w:hAnsi="Brill"/>
         </w:rPr>
         <w:t>el que nos quiso dexar remenbrança de si el pan que se consagra</w:t>
       </w:r>
       <w:r>
         <w:rPr>
-          <w:rFonts w:ascii="Garamond" w:hAnsi="Garamond"/>
-          <w:lang w:val="es-ES"/>
-        </w:rPr>
-        <w:t xml:space="preserve"> </w:t>
-      </w:r>
-      <w:r>
-        <w:rPr>
-          <w:rFonts w:ascii="Garamond" w:hAnsi="Garamond"/>
+          <w:rFonts w:ascii="Brill" w:hAnsi="Brill"/>
+          <w:lang w:val="es-ES"/>
+        </w:rPr>
+        <w:t xml:space="preserve"> </w:t>
+      </w:r>
+      <w:r>
+        <w:rPr>
+          <w:rFonts w:ascii="Brill" w:hAnsi="Brill"/>
           <w:color w:val="FF0000"/>
         </w:rPr>
         <w:t>76v</w:t>
       </w:r>
       <w:r>
         <w:rPr>
-          <w:rFonts w:ascii="Garamond" w:hAnsi="Garamond"/>
+          <w:rFonts w:ascii="Brill" w:hAnsi="Brill"/>
           <w:color w:val="FF0000"/>
           <w:lang w:val="es-ES"/>
         </w:rPr>
@@ -217,53 +217,53 @@
       </w:r>
       <w:r>
         <w:rPr>
-          <w:rFonts w:ascii="Garamond" w:hAnsi="Garamond"/>
+          <w:rFonts w:ascii="Brill" w:hAnsi="Brill"/>
         </w:rPr>
         <w:t>por las santas palabras que dizen sobre el altar en la misa Ca d</w:t>
       </w:r>
       <w:r>
         <w:rPr>
-          <w:rFonts w:ascii="Garamond" w:hAnsi="Garamond"/>
-          <w:lang w:val="es-ES"/>
-        </w:rPr>
-        <w:t xml:space="preserve"> </w:t>
-      </w:r>
-      <w:r>
-        <w:rPr>
-          <w:rFonts w:ascii="Garamond" w:hAnsi="Garamond"/>
+          <w:rFonts w:ascii="Brill" w:hAnsi="Brill"/>
+          <w:lang w:val="es-ES"/>
+        </w:rPr>
+        <w:t xml:space="preserve"> </w:t>
+      </w:r>
+      <w:r>
+        <w:rPr>
+          <w:rFonts w:ascii="Brill" w:hAnsi="Brill"/>
         </w:rPr>
         <w:t xml:space="preserve">este pan fallamos nos que dixo el </w:t>
       </w:r>
       <w:r>
         <w:rPr>
-          <w:rFonts w:ascii="Garamond" w:hAnsi="Garamond"/>
+          <w:rFonts w:ascii="Brill" w:hAnsi="Brill"/>
           <w:lang w:val="es-ES"/>
         </w:rPr>
         <w:t>j</w:t>
       </w:r>
       <w:r>
         <w:rPr>
-          <w:rFonts w:ascii="Garamond" w:hAnsi="Garamond"/>
+          <w:rFonts w:ascii="Brill" w:hAnsi="Brill"/>
         </w:rPr>
         <w:t>ueves de la cena a sus diciplos este es el mi cuerpo que vos yo do del mi nuevo testamento que ayades en remenbrança de mi entre vos En otro lugar dixo en un evangelio yo soy el pan bivo e verdadero que</w:t>
       </w:r>
       <w:r>
         <w:rPr>
-          <w:rFonts w:ascii="Garamond" w:hAnsi="Garamond"/>
-          <w:lang w:val="es-ES"/>
-        </w:rPr>
-        <w:t xml:space="preserve"> </w:t>
-      </w:r>
-      <w:r>
-        <w:rPr>
-          <w:rFonts w:ascii="Garamond" w:hAnsi="Garamond"/>
+          <w:rFonts w:ascii="Brill" w:hAnsi="Brill"/>
+          <w:lang w:val="es-ES"/>
+        </w:rPr>
+        <w:t xml:space="preserve"> </w:t>
+      </w:r>
+      <w:r>
+        <w:rPr>
+          <w:rFonts w:ascii="Brill" w:hAnsi="Brill"/>
         </w:rPr>
         <w:t xml:space="preserve">del cielo descendi E el que comiere este pan bivira en mi por sienpre e yo en el Pues tan pecadores somos los </w:t>
       </w:r>
       <w:proofErr w:type="spellStart"/>
       <w:r>
         <w:rPr>
-          <w:rFonts w:ascii="Garamond" w:hAnsi="Garamond"/>
+          <w:rFonts w:ascii="Brill" w:hAnsi="Brill"/>
           <w:lang w:val="es-ES"/>
         </w:rPr>
         <w:t>cr</w:t>
@@ -271,117 +271,117 @@
       <w:proofErr w:type="spellEnd"/>
       <w:r>
         <w:rPr>
-          <w:rFonts w:ascii="Garamond" w:hAnsi="Garamond"/>
+          <w:rFonts w:ascii="Brill" w:hAnsi="Brill"/>
         </w:rPr>
         <w:t>istianos que devemos creer esta creencia que es la verdat por que averemos a ser salvos los que en ello creyeremos. De aqui alli se</w:t>
       </w:r>
       <w:r>
         <w:rPr>
-          <w:rFonts w:ascii="Garamond" w:hAnsi="Garamond"/>
-          <w:lang w:val="es-ES"/>
-        </w:rPr>
-        <w:t xml:space="preserve"> </w:t>
-      </w:r>
-      <w:r>
-        <w:rPr>
-          <w:rFonts w:ascii="Garamond" w:hAnsi="Garamond"/>
+          <w:rFonts w:ascii="Brill" w:hAnsi="Brill"/>
+          <w:lang w:val="es-ES"/>
+        </w:rPr>
+        <w:t xml:space="preserve"> </w:t>
+      </w:r>
+      <w:r>
+        <w:rPr>
+          <w:rFonts w:ascii="Brill" w:hAnsi="Brill"/>
         </w:rPr>
         <w:t>nos olvida veyendo</w:t>
       </w:r>
       <w:r>
         <w:rPr>
-          <w:rFonts w:ascii="Garamond" w:hAnsi="Garamond"/>
-          <w:lang w:val="es-ES"/>
-        </w:rPr>
-        <w:t xml:space="preserve"> </w:t>
-      </w:r>
-      <w:r>
-        <w:rPr>
-          <w:rFonts w:ascii="Garamond" w:hAnsi="Garamond"/>
+          <w:rFonts w:ascii="Brill" w:hAnsi="Brill"/>
+          <w:lang w:val="es-ES"/>
+        </w:rPr>
+        <w:t xml:space="preserve"> </w:t>
+      </w:r>
+      <w:r>
+        <w:rPr>
+          <w:rFonts w:ascii="Brill" w:hAnsi="Brill"/>
         </w:rPr>
         <w:t>lo de cada dia por nuestros o</w:t>
       </w:r>
       <w:r>
         <w:rPr>
-          <w:rFonts w:ascii="Garamond" w:hAnsi="Garamond"/>
+          <w:rFonts w:ascii="Brill" w:hAnsi="Brill"/>
           <w:lang w:val="es-ES"/>
         </w:rPr>
         <w:t>j</w:t>
       </w:r>
       <w:r>
         <w:rPr>
-          <w:rFonts w:ascii="Garamond" w:hAnsi="Garamond"/>
+          <w:rFonts w:ascii="Brill" w:hAnsi="Brill"/>
         </w:rPr>
         <w:t xml:space="preserve">os e non lo preciamos como devemos e esto por la natura mala que </w:t>
       </w:r>
       <w:r>
         <w:rPr>
-          <w:rFonts w:ascii="Garamond" w:hAnsi="Garamond"/>
+          <w:rFonts w:ascii="Brill" w:hAnsi="Brill"/>
         </w:rPr>
         <w:t>ombre</w:t>
       </w:r>
       <w:r>
         <w:rPr>
-          <w:rFonts w:ascii="Garamond" w:hAnsi="Garamond"/>
+          <w:rFonts w:ascii="Brill" w:hAnsi="Brill"/>
         </w:rPr>
         <w:t xml:space="preserve"> ha en si que toma enfadamiento de lo que vee de cada dia. que quando lo vee primero tiene</w:t>
       </w:r>
       <w:r>
         <w:rPr>
-          <w:rFonts w:ascii="Garamond" w:hAnsi="Garamond"/>
-          <w:lang w:val="es-ES"/>
-        </w:rPr>
-        <w:t xml:space="preserve"> </w:t>
-      </w:r>
-      <w:r>
-        <w:rPr>
-          <w:rFonts w:ascii="Garamond" w:hAnsi="Garamond"/>
+          <w:rFonts w:ascii="Brill" w:hAnsi="Brill"/>
+          <w:lang w:val="es-ES"/>
+        </w:rPr>
+        <w:t xml:space="preserve"> </w:t>
+      </w:r>
+      <w:r>
+        <w:rPr>
+          <w:rFonts w:ascii="Brill" w:hAnsi="Brill"/>
         </w:rPr>
         <w:t xml:space="preserve">lo por cosa estraña e maravillosa e despues que </w:t>
       </w:r>
       <w:r>
         <w:rPr>
-          <w:rFonts w:ascii="Garamond" w:hAnsi="Garamond"/>
+          <w:rFonts w:ascii="Brill" w:hAnsi="Brill"/>
           <w:lang w:val="es-ES"/>
         </w:rPr>
         <w:t>u</w:t>
       </w:r>
       <w:r>
         <w:rPr>
-          <w:rFonts w:ascii="Garamond" w:hAnsi="Garamond"/>
+          <w:rFonts w:ascii="Brill" w:hAnsi="Brill"/>
         </w:rPr>
         <w:t xml:space="preserve">sa en ver lo un dia enpost de otro tiene lo por cosa </w:t>
       </w:r>
       <w:r>
         <w:rPr>
-          <w:rFonts w:ascii="Garamond" w:hAnsi="Garamond"/>
+          <w:rFonts w:ascii="Brill" w:hAnsi="Brill"/>
           <w:lang w:val="es-ES"/>
         </w:rPr>
         <w:t>u</w:t>
       </w:r>
       <w:r>
         <w:rPr>
-          <w:rFonts w:ascii="Garamond" w:hAnsi="Garamond"/>
+          <w:rFonts w:ascii="Brill" w:hAnsi="Brill"/>
         </w:rPr>
         <w:t>sada de cada dia E por eso fallamos una palabra que dize en el escriptura que fue dicha por la boca del</w:t>
       </w:r>
       <w:r>
         <w:rPr>
-          <w:rFonts w:ascii="Garamond" w:hAnsi="Garamond"/>
-          <w:lang w:val="es-ES"/>
-        </w:rPr>
-        <w:t xml:space="preserve"> </w:t>
-      </w:r>
-      <w:r>
-        <w:rPr>
-          <w:rFonts w:ascii="Garamond" w:hAnsi="Garamond"/>
+          <w:rFonts w:ascii="Brill" w:hAnsi="Brill"/>
+          <w:lang w:val="es-ES"/>
+        </w:rPr>
+        <w:t xml:space="preserve"> </w:t>
+      </w:r>
+      <w:r>
+        <w:rPr>
+          <w:rFonts w:ascii="Brill" w:hAnsi="Brill"/>
           <w:color w:val="FF0000"/>
         </w:rPr>
         <w:t>77r</w:t>
       </w:r>
       <w:r>
         <w:rPr>
-          <w:rFonts w:ascii="Garamond" w:hAnsi="Garamond"/>
+          <w:rFonts w:ascii="Brill" w:hAnsi="Brill"/>
           <w:color w:val="FF0000"/>
           <w:lang w:val="es-ES"/>
         </w:rPr>
@@ -389,161 +389,161 @@
       </w:r>
       <w:r>
         <w:rPr>
-          <w:rFonts w:ascii="Garamond" w:hAnsi="Garamond"/>
+          <w:rFonts w:ascii="Brill" w:hAnsi="Brill"/>
         </w:rPr>
         <w:t xml:space="preserve">rey </w:t>
       </w:r>
       <w:r>
         <w:rPr>
-          <w:rFonts w:ascii="Garamond" w:hAnsi="Garamond"/>
+          <w:rFonts w:ascii="Brill" w:hAnsi="Brill"/>
           <w:lang w:val="es-ES"/>
         </w:rPr>
         <w:t>S</w:t>
       </w:r>
       <w:r>
         <w:rPr>
-          <w:rFonts w:ascii="Garamond" w:hAnsi="Garamond"/>
+          <w:rFonts w:ascii="Brill" w:hAnsi="Brill"/>
         </w:rPr>
         <w:t xml:space="preserve">alamon </w:t>
       </w:r>
       <w:r>
         <w:rPr>
-          <w:rFonts w:ascii="Garamond" w:hAnsi="Garamond"/>
+          <w:rFonts w:ascii="Brill" w:hAnsi="Brill"/>
           <w:color w:val="ED7D31" w:themeColor="accent2"/>
         </w:rPr>
         <w:t>Ombre</w:t>
       </w:r>
       <w:r>
         <w:rPr>
-          <w:rFonts w:ascii="Garamond" w:hAnsi="Garamond"/>
+          <w:rFonts w:ascii="Brill" w:hAnsi="Brill"/>
           <w:color w:val="ED7D31" w:themeColor="accent2"/>
         </w:rPr>
         <w:t xml:space="preserve"> rarum preciosun</w:t>
       </w:r>
       <w:r>
         <w:rPr>
-          <w:rFonts w:ascii="Garamond" w:hAnsi="Garamond"/>
+          <w:rFonts w:ascii="Brill" w:hAnsi="Brill"/>
         </w:rPr>
         <w:t xml:space="preserve"> que quiere dezir el </w:t>
       </w:r>
       <w:r>
         <w:rPr>
-          <w:rFonts w:ascii="Garamond" w:hAnsi="Garamond"/>
+          <w:rFonts w:ascii="Brill" w:hAnsi="Brill"/>
         </w:rPr>
         <w:t>ombre</w:t>
       </w:r>
       <w:r>
         <w:rPr>
-          <w:rFonts w:ascii="Garamond" w:hAnsi="Garamond"/>
+          <w:rFonts w:ascii="Brill" w:hAnsi="Brill"/>
         </w:rPr>
         <w:t xml:space="preserve"> que es raro en sus fechos que lo non faze cada dia a</w:t>
       </w:r>
       <w:r>
         <w:rPr>
-          <w:rFonts w:ascii="Garamond" w:hAnsi="Garamond"/>
-          <w:lang w:val="es-ES"/>
-        </w:rPr>
-        <w:t xml:space="preserve"> </w:t>
-      </w:r>
-      <w:r>
-        <w:rPr>
-          <w:rFonts w:ascii="Garamond" w:hAnsi="Garamond"/>
+          <w:rFonts w:ascii="Brill" w:hAnsi="Brill"/>
+          <w:lang w:val="es-ES"/>
+        </w:rPr>
+        <w:t xml:space="preserve"> </w:t>
+      </w:r>
+      <w:r>
+        <w:rPr>
+          <w:rFonts w:ascii="Brill" w:hAnsi="Brill"/>
         </w:rPr>
         <w:t>que es preciado Pues por esta razon mio fijo quiso levar el nuestro señor consigo el su cuerpo el dia qu</w:t>
       </w:r>
       <w:r>
         <w:rPr>
-          <w:rFonts w:ascii="Garamond" w:hAnsi="Garamond"/>
-          <w:lang w:val="es-ES"/>
-        </w:rPr>
-        <w:t xml:space="preserve"> </w:t>
-      </w:r>
-      <w:r>
-        <w:rPr>
-          <w:rFonts w:ascii="Garamond" w:hAnsi="Garamond"/>
+          <w:rFonts w:ascii="Brill" w:hAnsi="Brill"/>
+          <w:lang w:val="es-ES"/>
+        </w:rPr>
+        <w:t xml:space="preserve"> </w:t>
+      </w:r>
+      <w:r>
+        <w:rPr>
+          <w:rFonts w:ascii="Brill" w:hAnsi="Brill"/>
         </w:rPr>
         <w:t>el subio al cielo Ca dos vegadas nos quiso el provar que precio le pornides. La primera fue quando gela preciaron muy mal que gela vendieron por treinta dineros de plata. La segunda fue que nos quiso dexar aquel pan consagrado en remenbrança de si por nos provar a cada uno que precio le porniemos en creer por el e en amar</w:t>
       </w:r>
       <w:r>
         <w:rPr>
-          <w:rFonts w:ascii="Garamond" w:hAnsi="Garamond"/>
-          <w:lang w:val="es-ES"/>
-        </w:rPr>
-        <w:t xml:space="preserve"> </w:t>
-      </w:r>
-      <w:r>
-        <w:rPr>
-          <w:rFonts w:ascii="Garamond" w:hAnsi="Garamond"/>
+          <w:rFonts w:ascii="Brill" w:hAnsi="Brill"/>
+          <w:lang w:val="es-ES"/>
+        </w:rPr>
+        <w:t xml:space="preserve"> </w:t>
+      </w:r>
+      <w:r>
+        <w:rPr>
+          <w:rFonts w:ascii="Brill" w:hAnsi="Brill"/>
         </w:rPr>
         <w:t>le e en fiar por el e en el desi encima en traer lo Ca estas tres personas que vos deximos ante d</w:t>
       </w:r>
       <w:r>
         <w:rPr>
-          <w:rFonts w:ascii="Garamond" w:hAnsi="Garamond"/>
-          <w:lang w:val="es-ES"/>
-        </w:rPr>
-        <w:t xml:space="preserve"> </w:t>
-      </w:r>
-      <w:r>
-        <w:rPr>
-          <w:rFonts w:ascii="Garamond" w:hAnsi="Garamond"/>
+          <w:rFonts w:ascii="Brill" w:hAnsi="Brill"/>
+          <w:lang w:val="es-ES"/>
+        </w:rPr>
+        <w:t xml:space="preserve"> </w:t>
+      </w:r>
+      <w:r>
+        <w:rPr>
+          <w:rFonts w:ascii="Brill" w:hAnsi="Brill"/>
         </w:rPr>
         <w:t>esta s encierran en esta postrimera que es el temor Ca la primera que te dixe de creer por</w:t>
       </w:r>
       <w:r>
         <w:rPr>
-          <w:rFonts w:ascii="Garamond" w:hAnsi="Garamond"/>
-          <w:lang w:val="es-ES"/>
-        </w:rPr>
-        <w:t xml:space="preserve"> </w:t>
-      </w:r>
-      <w:r>
-        <w:rPr>
-          <w:rFonts w:ascii="Garamond" w:hAnsi="Garamond"/>
+          <w:rFonts w:ascii="Brill" w:hAnsi="Brill"/>
+          <w:lang w:val="es-ES"/>
+        </w:rPr>
+        <w:t xml:space="preserve"> </w:t>
+      </w:r>
+      <w:r>
+        <w:rPr>
+          <w:rFonts w:ascii="Brill" w:hAnsi="Brill"/>
         </w:rPr>
         <w:t xml:space="preserve">el creencia non puede ser bien raigada si temor ay non ay Ca el temor trae a aver el </w:t>
       </w:r>
       <w:r>
         <w:rPr>
-          <w:rFonts w:ascii="Garamond" w:hAnsi="Garamond"/>
+          <w:rFonts w:ascii="Brill" w:hAnsi="Brill"/>
         </w:rPr>
         <w:t>ombre</w:t>
       </w:r>
       <w:r>
         <w:rPr>
-          <w:rFonts w:ascii="Garamond" w:hAnsi="Garamond"/>
+          <w:rFonts w:ascii="Brill" w:hAnsi="Brill"/>
         </w:rPr>
         <w:t xml:space="preserve"> miedo que es aquello por que puede </w:t>
       </w:r>
       <w:r>
         <w:rPr>
-          <w:rFonts w:ascii="Garamond" w:hAnsi="Garamond"/>
+          <w:rFonts w:ascii="Brill" w:hAnsi="Brill"/>
         </w:rPr>
         <w:t>ombre</w:t>
       </w:r>
       <w:r>
         <w:rPr>
-          <w:rFonts w:ascii="Garamond" w:hAnsi="Garamond"/>
+          <w:rFonts w:ascii="Brill" w:hAnsi="Brill"/>
         </w:rPr>
         <w:t xml:space="preserve"> ser salvo. o perdido.</w:t>
       </w:r>
       <w:r>
         <w:rPr>
-          <w:rFonts w:ascii="Garamond" w:hAnsi="Garamond"/>
-          <w:lang w:val="es-ES"/>
-        </w:rPr>
-        <w:t xml:space="preserve"> </w:t>
-      </w:r>
-      <w:r>
-        <w:rPr>
-          <w:rFonts w:ascii="Garamond" w:hAnsi="Garamond"/>
+          <w:rFonts w:ascii="Brill" w:hAnsi="Brill"/>
+          <w:lang w:val="es-ES"/>
+        </w:rPr>
+        <w:t xml:space="preserve"> </w:t>
+      </w:r>
+      <w:r>
+        <w:rPr>
+          <w:rFonts w:ascii="Brill" w:hAnsi="Brill"/>
           <w:color w:val="FF0000"/>
         </w:rPr>
         <w:t>77v</w:t>
       </w:r>
       <w:r>
         <w:rPr>
-          <w:rFonts w:ascii="Garamond" w:hAnsi="Garamond"/>
+          <w:rFonts w:ascii="Brill" w:hAnsi="Brill"/>
           <w:color w:val="FF0000"/>
           <w:lang w:val="es-ES"/>
         </w:rPr>
@@ -551,128 +551,135 @@
       </w:r>
       <w:r>
         <w:rPr>
-          <w:rFonts w:ascii="Garamond" w:hAnsi="Garamond"/>
+          <w:rFonts w:ascii="Brill" w:hAnsi="Brill"/>
         </w:rPr>
         <w:t>Otro</w:t>
       </w:r>
       <w:r>
         <w:rPr>
-          <w:rFonts w:ascii="Garamond" w:hAnsi="Garamond"/>
-          <w:lang w:val="es-ES"/>
-        </w:rPr>
-        <w:t xml:space="preserve"> </w:t>
-      </w:r>
-      <w:r>
-        <w:rPr>
-          <w:rFonts w:ascii="Garamond" w:hAnsi="Garamond"/>
+          <w:rFonts w:ascii="Brill" w:hAnsi="Brill"/>
+          <w:lang w:val="es-ES"/>
+        </w:rPr>
+        <w:t xml:space="preserve"> </w:t>
+      </w:r>
+      <w:r>
+        <w:rPr>
+          <w:rFonts w:ascii="Brill" w:hAnsi="Brill"/>
         </w:rPr>
         <w:t>si la segunda cosa es el amor esto tan bien atañe en</w:t>
       </w:r>
       <w:r>
         <w:rPr>
-          <w:rFonts w:ascii="Garamond" w:hAnsi="Garamond"/>
-          <w:lang w:val="es-ES"/>
-        </w:rPr>
-        <w:t xml:space="preserve"> </w:t>
-      </w:r>
-      <w:r>
-        <w:rPr>
-          <w:rFonts w:ascii="Garamond" w:hAnsi="Garamond"/>
+          <w:rFonts w:ascii="Brill" w:hAnsi="Brill"/>
+          <w:lang w:val="es-ES"/>
+        </w:rPr>
+        <w:t xml:space="preserve"> </w:t>
+      </w:r>
+      <w:r>
+        <w:rPr>
+          <w:rFonts w:ascii="Brill" w:hAnsi="Brill"/>
         </w:rPr>
         <w:t>los señores terrenales como a dios Ca todo gran señor ha de aver estas dos cosas en</w:t>
       </w:r>
       <w:r>
         <w:rPr>
-          <w:rFonts w:ascii="Garamond" w:hAnsi="Garamond"/>
-          <w:lang w:val="es-ES"/>
-        </w:rPr>
-        <w:t xml:space="preserve"> </w:t>
-      </w:r>
-      <w:r>
-        <w:rPr>
-          <w:rFonts w:ascii="Garamond" w:hAnsi="Garamond"/>
+          <w:rFonts w:ascii="Brill" w:hAnsi="Brill"/>
+          <w:lang w:val="es-ES"/>
+        </w:rPr>
+        <w:t xml:space="preserve"> </w:t>
+      </w:r>
+      <w:r>
+        <w:rPr>
+          <w:rFonts w:ascii="Brill" w:hAnsi="Brill"/>
         </w:rPr>
         <w:t xml:space="preserve">si que le teman e que le amen Ca estas dos cosas an de andar de consuno e non vale nada la una sin la otra E quando anbas estas dos cosas an de andar de consuno es el señor qual deve ser e fazen le los </w:t>
       </w:r>
       <w:r>
         <w:rPr>
-          <w:rFonts w:ascii="Garamond" w:hAnsi="Garamond"/>
+          <w:rFonts w:ascii="Brill" w:hAnsi="Brill"/>
         </w:rPr>
         <w:t>ombre</w:t>
       </w:r>
       <w:r>
         <w:rPr>
-          <w:rFonts w:ascii="Garamond" w:hAnsi="Garamond"/>
+          <w:rFonts w:ascii="Brill" w:hAnsi="Brill"/>
         </w:rPr>
         <w:t xml:space="preserve">s lo que le deven fazer La tercera cosa es la fiança e nunca la </w:t>
       </w:r>
       <w:r>
         <w:rPr>
-          <w:rFonts w:ascii="Garamond" w:hAnsi="Garamond"/>
+          <w:rFonts w:ascii="Brill" w:hAnsi="Brill"/>
         </w:rPr>
         <w:t>ombre</w:t>
       </w:r>
       <w:r>
         <w:rPr>
-          <w:rFonts w:ascii="Garamond" w:hAnsi="Garamond"/>
-        </w:rPr>
-        <w:t xml:space="preserve"> puede aver que buena sea sin temor que por aquello en que ha fiança a de ser salvo o perdido E por razon d</w:t>
-      </w:r>
-      <w:r>
-        <w:rPr>
-          <w:rFonts w:ascii="Garamond" w:hAnsi="Garamond"/>
-          <w:lang w:val="es-ES"/>
-        </w:rPr>
-        <w:t xml:space="preserve"> </w:t>
-      </w:r>
-      <w:r>
-        <w:rPr>
-          <w:rFonts w:ascii="Garamond" w:hAnsi="Garamond"/>
+          <w:rFonts w:ascii="Brill" w:hAnsi="Brill"/>
+        </w:rPr>
+        <w:t xml:space="preserve"> puede aver que buena sea sin temor que por aquello en que ha </w:t>
+      </w:r>
+      <w:r>
+        <w:rPr>
+          <w:rFonts w:ascii="Brill" w:hAnsi="Brill"/>
+        </w:rPr>
+        <w:lastRenderedPageBreak/>
+        <w:t>fiança a de ser salvo o perdido E por razon d</w:t>
+      </w:r>
+      <w:r>
+        <w:rPr>
+          <w:rFonts w:ascii="Brill" w:hAnsi="Brill"/>
+          <w:lang w:val="es-ES"/>
+        </w:rPr>
+        <w:t xml:space="preserve"> </w:t>
+      </w:r>
+      <w:r>
+        <w:rPr>
+          <w:rFonts w:ascii="Brill" w:hAnsi="Brill"/>
         </w:rPr>
         <w:t xml:space="preserve">este precio que el quiso poner al su cuerpo que se consagra segun que te ya dixe fallamos que dixo el nuestro señor a santo </w:t>
       </w:r>
       <w:r>
         <w:rPr>
-          <w:rFonts w:ascii="Garamond" w:hAnsi="Garamond"/>
+          <w:rFonts w:ascii="Brill" w:hAnsi="Brill"/>
           <w:lang w:val="es-ES"/>
         </w:rPr>
         <w:t>T</w:t>
       </w:r>
       <w:r>
         <w:rPr>
-          <w:rFonts w:ascii="Garamond" w:hAnsi="Garamond"/>
+          <w:rFonts w:ascii="Brill" w:hAnsi="Brill"/>
         </w:rPr>
         <w:t xml:space="preserve">omas apostol visteme e creisteme mas bien aventurado sera el que me non vera e en mi creera e agora quiero que sepas aqui en este logar que muncho mas gradece dios al </w:t>
       </w:r>
       <w:r>
         <w:rPr>
-          <w:rFonts w:ascii="Garamond" w:hAnsi="Garamond"/>
+          <w:rFonts w:ascii="Brill" w:hAnsi="Brill"/>
         </w:rPr>
         <w:t>ombre</w:t>
       </w:r>
       <w:r>
         <w:rPr>
-          <w:rFonts w:ascii="Garamond" w:hAnsi="Garamond"/>
+          <w:rFonts w:ascii="Brill" w:hAnsi="Brill"/>
         </w:rPr>
         <w:t xml:space="preserve"> en creer que el su cuerpo es aquel que consagran sobre el altar</w:t>
       </w:r>
       <w:r>
         <w:rPr>
-          <w:rFonts w:ascii="Garamond" w:hAnsi="Garamond"/>
-          <w:lang w:val="es-ES"/>
-        </w:rPr>
-        <w:t xml:space="preserve"> </w:t>
-      </w:r>
-      <w:r>
-        <w:rPr>
-          <w:rFonts w:ascii="Garamond" w:hAnsi="Garamond"/>
+          <w:rFonts w:ascii="Brill" w:hAnsi="Brill"/>
+          <w:lang w:val="es-ES"/>
+        </w:rPr>
+        <w:t xml:space="preserve"> </w:t>
+      </w:r>
+      <w:r>
+        <w:rPr>
+          <w:rFonts w:ascii="Brill" w:hAnsi="Brill"/>
           <w:color w:val="FF0000"/>
         </w:rPr>
         <w:t>78r</w:t>
       </w:r>
       <w:r>
         <w:rPr>
-          <w:rFonts w:ascii="Garamond" w:hAnsi="Garamond"/>
+          <w:rFonts w:ascii="Brill" w:hAnsi="Brill"/>
           <w:color w:val="FF0000"/>
           <w:lang w:val="es-ES"/>
         </w:rPr>
@@ -680,128 +687,121 @@
       </w:r>
       <w:r>
         <w:rPr>
-          <w:rFonts w:ascii="Garamond" w:hAnsi="Garamond"/>
-        </w:rPr>
-        <w:t xml:space="preserve">verdaderamente sin ninguna duda que si el andodiese por la tierra e </w:t>
-      </w:r>
-      <w:r>
-        <w:rPr>
-          <w:rFonts w:ascii="Garamond" w:hAnsi="Garamond"/>
-        </w:rPr>
-        <w:lastRenderedPageBreak/>
-        <w:t xml:space="preserve">lo aguardasen como lo aguardaron los apostoles que razon derecha ay por que es asi. La primera por que quando </w:t>
-      </w:r>
-      <w:r>
-        <w:rPr>
-          <w:rFonts w:ascii="Garamond" w:hAnsi="Garamond"/>
+          <w:rFonts w:ascii="Brill" w:hAnsi="Brill"/>
+        </w:rPr>
+        <w:t xml:space="preserve">verdaderamente sin ninguna duda que si el andodiese por la tierra e lo aguardasen como lo aguardaron los apostoles que razon derecha ay por que es asi. La primera por que quando </w:t>
+      </w:r>
+      <w:r>
+        <w:rPr>
+          <w:rFonts w:ascii="Brill" w:hAnsi="Brill"/>
         </w:rPr>
         <w:t>ombre</w:t>
       </w:r>
       <w:r>
         <w:rPr>
-          <w:rFonts w:ascii="Garamond" w:hAnsi="Garamond"/>
+          <w:rFonts w:ascii="Brill" w:hAnsi="Brill"/>
         </w:rPr>
         <w:t xml:space="preserve"> cree lo que el mando que fiziesemos por que se cree el su poder quan maño es que asi como el ovo poder de nacer de santa </w:t>
       </w:r>
       <w:r>
         <w:rPr>
-          <w:rFonts w:ascii="Garamond" w:hAnsi="Garamond"/>
+          <w:rFonts w:ascii="Brill" w:hAnsi="Brill"/>
           <w:lang w:val="es-ES"/>
         </w:rPr>
         <w:t>M</w:t>
       </w:r>
       <w:r>
         <w:rPr>
-          <w:rFonts w:ascii="Garamond" w:hAnsi="Garamond"/>
+          <w:rFonts w:ascii="Brill" w:hAnsi="Brill"/>
         </w:rPr>
         <w:t>aria fincando ella virgen bien ansi a poder de tornar del pan que sea su cuerpo verdadero Ca por esta postrimera creencia se entiende la primera que el ovo poder de lo fazer todo. La segunda mas verdadero amor es en conplir el mandamiento que el señor manda que en obedecer</w:t>
       </w:r>
       <w:r>
         <w:rPr>
-          <w:rFonts w:ascii="Garamond" w:hAnsi="Garamond"/>
-          <w:lang w:val="es-ES"/>
-        </w:rPr>
-        <w:t xml:space="preserve"> </w:t>
-      </w:r>
-      <w:r>
-        <w:rPr>
-          <w:rFonts w:ascii="Garamond" w:hAnsi="Garamond"/>
+          <w:rFonts w:ascii="Brill" w:hAnsi="Brill"/>
+          <w:lang w:val="es-ES"/>
+        </w:rPr>
+        <w:t xml:space="preserve"> </w:t>
+      </w:r>
+      <w:r>
+        <w:rPr>
+          <w:rFonts w:ascii="Brill" w:hAnsi="Brill"/>
         </w:rPr>
         <w:t xml:space="preserve">lo que </w:t>
       </w:r>
       <w:r>
         <w:rPr>
-          <w:rFonts w:ascii="Garamond" w:hAnsi="Garamond"/>
+          <w:rFonts w:ascii="Brill" w:hAnsi="Brill"/>
         </w:rPr>
         <w:t>ombre</w:t>
       </w:r>
       <w:r>
         <w:rPr>
-          <w:rFonts w:ascii="Garamond" w:hAnsi="Garamond"/>
+          <w:rFonts w:ascii="Brill" w:hAnsi="Brill"/>
         </w:rPr>
         <w:t xml:space="preserve"> vee con los o</w:t>
       </w:r>
       <w:r>
         <w:rPr>
-          <w:rFonts w:ascii="Garamond" w:hAnsi="Garamond"/>
+          <w:rFonts w:ascii="Brill" w:hAnsi="Brill"/>
           <w:lang w:val="es-ES"/>
         </w:rPr>
         <w:t>j</w:t>
       </w:r>
       <w:r>
         <w:rPr>
-          <w:rFonts w:ascii="Garamond" w:hAnsi="Garamond"/>
+          <w:rFonts w:ascii="Brill" w:hAnsi="Brill"/>
         </w:rPr>
         <w:t>os e palpar</w:t>
       </w:r>
       <w:r>
         <w:rPr>
-          <w:rFonts w:ascii="Garamond" w:hAnsi="Garamond"/>
-          <w:lang w:val="es-ES"/>
-        </w:rPr>
-        <w:t xml:space="preserve"> </w:t>
-      </w:r>
-      <w:r>
-        <w:rPr>
-          <w:rFonts w:ascii="Garamond" w:hAnsi="Garamond"/>
+          <w:rFonts w:ascii="Brill" w:hAnsi="Brill"/>
+          <w:lang w:val="es-ES"/>
+        </w:rPr>
+        <w:t xml:space="preserve"> </w:t>
+      </w:r>
+      <w:r>
+        <w:rPr>
+          <w:rFonts w:ascii="Brill" w:hAnsi="Brill"/>
         </w:rPr>
         <w:t xml:space="preserve">lo con las manos E por esto deves tu entender e saber por cierto que mas fazemos los </w:t>
       </w:r>
       <w:r>
         <w:rPr>
-          <w:rFonts w:ascii="Garamond" w:hAnsi="Garamond"/>
+          <w:rFonts w:ascii="Brill" w:hAnsi="Brill"/>
         </w:rPr>
         <w:t>ombre</w:t>
       </w:r>
       <w:r>
         <w:rPr>
-          <w:rFonts w:ascii="Garamond" w:hAnsi="Garamond"/>
+          <w:rFonts w:ascii="Brill" w:hAnsi="Brill"/>
         </w:rPr>
         <w:t>s de agora que creemos en el cuerpo de dios derechamente que non fazien los apostoles que</w:t>
       </w:r>
       <w:r>
         <w:rPr>
-          <w:rFonts w:ascii="Garamond" w:hAnsi="Garamond"/>
-          <w:lang w:val="es-ES"/>
-        </w:rPr>
-        <w:t xml:space="preserve"> </w:t>
-      </w:r>
-      <w:r>
-        <w:rPr>
-          <w:rFonts w:ascii="Garamond" w:hAnsi="Garamond"/>
+          <w:rFonts w:ascii="Brill" w:hAnsi="Brill"/>
+          <w:lang w:val="es-ES"/>
+        </w:rPr>
+        <w:t xml:space="preserve"> </w:t>
+      </w:r>
+      <w:r>
+        <w:rPr>
+          <w:rFonts w:ascii="Brill" w:hAnsi="Brill"/>
         </w:rPr>
         <w:t>l guardavan e andavan enpos d</w:t>
       </w:r>
       <w:r>
         <w:rPr>
-          <w:rFonts w:ascii="Garamond" w:hAnsi="Garamond"/>
-          <w:lang w:val="es-ES"/>
-        </w:rPr>
-        <w:t xml:space="preserve"> </w:t>
-      </w:r>
-      <w:r>
-        <w:rPr>
-          <w:rFonts w:ascii="Garamond" w:hAnsi="Garamond"/>
+          <w:rFonts w:ascii="Brill" w:hAnsi="Brill"/>
+          <w:lang w:val="es-ES"/>
+        </w:rPr>
+        <w:t xml:space="preserve"> </w:t>
+      </w:r>
+      <w:r>
+        <w:rPr>
+          <w:rFonts w:ascii="Brill" w:hAnsi="Brill"/>
         </w:rPr>
         <w:t>el.</w:t>
       </w:r>
@@ -817,7 +817,7 @@
 </file>
 
 <file path=word/styles.xml><?xml version="1.0" encoding="utf-8"?>
-<w:styles xmlns:mc="http://schemas.openxmlformats.org/markup-compatibility/2006" xmlns:r="http://schemas.openxmlformats.org/officeDocument/2006/relationships" xmlns:w="http://schemas.openxmlformats.org/wordprocessingml/2006/main" xmlns:w14="http://schemas.microsoft.com/office/word/2010/wordml" xmlns:w15="http://schemas.microsoft.com/office/word/2012/wordml" xmlns:w16cex="http://schemas.microsoft.com/office/word/2018/wordml/cex" xmlns:w16cid="http://schemas.microsoft.com/office/word/2016/wordml/cid" xmlns:w16="http://schemas.microsoft.com/office/word/2018/wordml" xmlns:w16sdtdh="http://schemas.microsoft.com/office/word/2020/wordml/sdtdatahash" xmlns:w16se="http://schemas.microsoft.com/office/word/2015/wordml/symex" mc:Ignorable="w14 w15 w16se w16cid w16 w16cex w16sdtdh">
+<w:styles xmlns:mc="http://schemas.openxmlformats.org/markup-compatibility/2006" xmlns:r="http://schemas.openxmlformats.org/officeDocument/2006/relationships" xmlns:w="http://schemas.openxmlformats.org/wordprocessingml/2006/main" xmlns:w14="http://schemas.microsoft.com/office/word/2010/wordml" xmlns:w15="http://schemas.microsoft.com/office/word/2012/wordml" xmlns:w16cex="http://schemas.microsoft.com/office/word/2018/wordml/cex" xmlns:w16cid="http://schemas.microsoft.com/office/word/2016/wordml/cid" xmlns:w16="http://schemas.microsoft.com/office/word/2018/wordml" xmlns:w16du="http://schemas.microsoft.com/office/word/2023/wordml/word16du" xmlns:w16sdtdh="http://schemas.microsoft.com/office/word/2020/wordml/sdtdatahash" xmlns:w16sdtfl="http://schemas.microsoft.com/office/word/2024/wordml/sdtformatlock" xmlns:w16se="http://schemas.microsoft.com/office/word/2015/wordml/symex" mc:Ignorable="w14 w15 w16se w16cid w16 w16cex w16sdtdh w16sdtfl w16du">
   <w:docDefaults>
     <w:rPrDefault>
       <w:rPr>
